--- a/document_templates/russian_library/Исковые_заявления/Возмещение_вреда_и_страховые_споры/шаблон_Исковое_заявление_к_виновнику_ДТП_без_страховки.docx
+++ b/document_templates/russian_library/Исковые_заявления/Возмещение_вреда_и_страховые_споры/шаблон_Исковое_заявление_к_виновнику_ДТП_без_страховки.docx
@@ -56,7 +56,7 @@
           <w:sz w:val="24"/>
           <w:szCs w:val="24"/>
         </w:rPr>
-        <w:t xml:space="preserve">{{ w_t_w_r_w_r_w_rpr_w_rfonts_w_ascii_times_new_roman_w_hansi_times_new_roman_w_cs_times_new_roman_w_sz_w_val_24_w_szcs_w_val_24_w_lang_w_val_en_us_w_rpr_w_t_court_w_t_w_r_w_r_w_rsidrpr_00fc5557_w_rpr_w_rfonts_w_ascii_times_new_roman_w_hansi_times_new_roman_w_cs_times_new_roman_w_sz_w_val_24_w_szcs_w_val_24_w_rpr_w_t_xml_space_preserve_w_t_w_r_w_r_w_rpr_w_rfonts_w_ascii_times_new_roman_w_hansi_times_new_roman_w_cs_times_new_roman_w_sz_w_val_24_w_szcs_w_val_24_w_lang_w_val_en_us_w_rpr_w_t_address_w_t_w_r_w_r_w_rsidrpr_00fc5557_w_rpr_w_rfonts_w_ascii_times_new_roman_w_hansi_times_new_roman_w_cs_times_new_roman_w_sz_w_val_24_w_szcs_w_val_24_w_rpr_w_t_xml_space_preserve }}</w:t>
+        <w:t xml:space="preserve">{{ court_address }}</w:t>
       </w:r>
     </w:p>
     <w:p>
@@ -91,7 +91,7 @@
           <w:sz w:val="24"/>
           <w:szCs w:val="24"/>
         </w:rPr>
-        <w:t xml:space="preserve">{{ w_t_w_r_w_r_w_rsidr_00fc5557_w_rpr_w_rfonts_w_ascii_times_new_roman_w_hansi_times_new_roman_w_cs_times_new_roman_w_sz_w_val_24_w_szcs_w_val_24_w_lang_w_val_en_us_w_rpr_w_t_plaintiff_w_t_w_r_w_r_w_rsidr_00fc5557_w_rsidrpr_00fc5557_w_rpr_w_rfonts_w_ascii_times_new_roman_w_hansi_times_new_roman_w_cs_times_new_roman_w_sz_w_val_24_w_szcs_w_val_24_w_rpr_w_t_xml_space_preserve }}</w:t>
+        <w:t xml:space="preserve">{{ plaintiff }}</w:t>
       </w:r>
     </w:p>
     <w:p>
@@ -118,7 +118,7 @@
           <w:sz w:val="24"/>
           <w:szCs w:val="24"/>
         </w:rPr>
-        <w:t xml:space="preserve">{{ w_t_w_r_w_r_w_rsidr_00fc5557_w_rpr_w_rfonts_w_ascii_times_new_roman_w_hansi_times_new_roman_w_cs_times_new_roman_w_sz_w_val_24_w_szcs_w_val_24_w_lang_w_val_en_us_w_rpr_w_t_plaintiff_w_t_w_r_w_r_w_rsidr_00fc5557_w_rsidrpr_00fc5557_w_rpr_w_rfonts_w_ascii_times_new_roman_w_hansi_times_new_roman_w_cs_times_new_roman_w_sz_w_val_24_w_szcs_w_val_24_w_rpr_w_t_xml_space_preserve_w_t_w_r_w_r_w_rsidr_00fc5557_w_rpr_w_rfonts_w_ascii_times_new_roman_w_hansi_times_new_roman_w_cs_times_new_roman_w_sz_w_val_24_w_szcs_w_val_24_w_lang_w_val_en_us_w_rpr_w_t_representative_w_t_w_r_w_r_w_rsidr_00fc5557_w_rsidrpr_00fc5557_w_rpr_w_rfonts_w_ascii_times_new_roman_w_hansi_times_new_roman_w_cs_times_new_roman_w_sz_w_val_24_w_szcs_w_val_24_w_rpr_w_t_xml_space_preserve }}</w:t>
+        <w:t xml:space="preserve">{{ plaintiff_representative }}</w:t>
       </w:r>
     </w:p>
     <w:p>
@@ -145,7 +145,7 @@
           <w:sz w:val="24"/>
           <w:szCs w:val="24"/>
         </w:rPr>
-        <w:t xml:space="preserve">{{ w_t_w_r_w_r_w_rsidr_00fc5557_w_rpr_w_rfonts_w_ascii_times_new_roman_w_hansi_times_new_roman_w_cs_times_new_roman_w_sz_w_val_24_w_szcs_w_val_24_w_lang_w_val_en_us_w_rpr_w_t_defendant_w_t_w_r_w_r_w_rsidr_00fc5557_w_rsidrpr_00fc5557_w_rpr_w_rfonts_w_ascii_times_new_roman_w_hansi_times_new_roman_w_cs_times_new_roman_w_sz_w_val_24_w_szcs_w_val_24_w_rpr_w_t_xml_space_preserve }}</w:t>
+        <w:t xml:space="preserve">{{ defendant }}</w:t>
       </w:r>
     </w:p>
     <w:p>
@@ -200,7 +200,7 @@
           <w:szCs w:val="24"/>
           <w:lang w:val="en-US"/>
         </w:rPr>
-        <w:t>{{ w_t_w_r_w_r_w_rsidr_00fc5557_w_rpr_w_rfonts_w_ascii_times_new_roman_w_hansi_times_new_roman_w_cs_times_new_roman_w_sz_w_val_24_w_szcs_w_val_24_w_lang_w_val_en_us_w_rpr_w_t_xml_space_preserve_defendant_registration_address }}</w:t>
+        <w:t>{{ defendant_registration_address }}</w:t>
       </w:r>
     </w:p>
     <w:p>
@@ -227,7 +227,7 @@
           <w:sz w:val="24"/>
           <w:szCs w:val="24"/>
         </w:rPr>
-        <w:t xml:space="preserve">{{ w_t_w_r_w_r_w_rsidr_00fc5557_w_rpr_w_rfonts_w_ascii_times_new_roman_w_hansi_times_new_roman_w_cs_times_new_roman_w_sz_w_val_24_w_szcs_w_val_24_w_lang_w_val_en_us_w_rpr_w_t_claim_w_t_w_r_w_r_w_rsidr_00fc5557_w_rsidrpr_00fc5557_w_rpr_w_rfonts_w_ascii_times_new_roman_w_hansi_times_new_roman_w_cs_times_new_roman_w_sz_w_val_24_w_szcs_w_val_24_w_rpr_w_t_xml_space_preserve_w_t_w_r_w_r_w_rsidr_00fc5557_w_rpr_w_rfonts_w_ascii_times_new_roman_w_hansi_times_new_roman_w_cs_times_new_roman_w_sz_w_val_24_w_szcs_w_val_24_w_lang_w_val_en_us_w_rpr_w_t_price_w_t_w_r_w_r_w_rsidr_00fc5557_w_rsidrpr_00fc5557_w_rpr_w_rfonts_w_ascii_times_new_roman_w_hansi_times_new_roman_w_cs_times_new_roman_w_sz_w_val_24_w_szcs_w_val_24_w_rpr_w_t_xml_space_preserve }}</w:t>
+        <w:t xml:space="preserve">{{ claim_price }}</w:t>
       </w:r>
     </w:p>
     <w:p>
@@ -300,7 +300,7 @@
           <w:sz w:val="24"/>
           <w:szCs w:val="24"/>
         </w:rPr>
-        <w:t xml:space="preserve">{{ w_t_w_r_w_r_w_rpr_w_rfonts_w_ascii_times_new_roman_w_hansi_times_new_roman_w_cs_times_new_roman_w_sz_w_val_24_w_szcs_w_val_24_w_lang_w_val_en_us_w_rpr_w_t_accident_w_t_w_r_w_r_w_rsidrpr_00fc5557_w_rpr_w_rfonts_w_ascii_times_new_roman_w_hansi_times_new_roman_w_cs_times_new_roman_w_sz_w_val_24_w_szcs_w_val_24_w_rpr_w_t_xml_space_preserve_w_t_w_r_w_r_w_rpr_w_rfonts_w_ascii_times_new_roman_w_hansi_times_new_roman_w_cs_times_new_roman_w_sz_w_val_24_w_szcs_w_val_24_w_lang_w_val_en_us_w_rpr_w_t_date_w_t_w_r_w_r_w_rsidrpr_00fc5557_w_rpr_w_rfonts_w_ascii_times_new_roman_w_hansi_times_new_roman_w_cs_times_new_roman_w_sz_w_val_24_w_szcs_w_val_24_w_rpr_w_t_xml_space_preserve }}</w:t>
+        <w:t xml:space="preserve">{{ accident_date }}</w:t>
       </w:r>
       <w:r>
         <w:rPr>
@@ -332,7 +332,7 @@
           <w:sz w:val="24"/>
           <w:szCs w:val="24"/>
         </w:rPr>
-        <w:t xml:space="preserve">{{ w_t_w_r_w_r_w_rpr_w_rfonts_w_ascii_times_new_roman_w_hansi_times_new_roman_w_cs_times_new_roman_w_sz_w_val_24_w_szcs_w_val_24_w_lang_w_val_en_us_w_rpr_w_t_accident_w_t_w_r_w_r_w_rsidrpr_00fc5557_w_rpr_w_rfonts_w_ascii_times_new_roman_w_hansi_times_new_roman_w_cs_times_new_roman_w_sz_w_val_24_w_szcs_w_val_24_w_rpr_w_t_xml_space_preserve_w_t_w_r_w_r_w_rpr_w_rfonts_w_ascii_times_new_roman_w_hansi_times_new_roman_w_cs_times_new_roman_w_sz_w_val_24_w_szcs_w_val_24_w_lang_w_val_en_us_w_rpr_w_t_location_w_t_w_r_w_r_w_rsidrpr_00fc5557_w_rpr_w_rfonts_w_ascii_times_new_roman_w_hansi_times_new_roman_w_cs_times_new_roman_w_sz_w_val_24_w_szcs_w_val_24_w_rpr_w_t_xml_space_preserve }}</w:t>
+        <w:t xml:space="preserve">{{ accident_location }}</w:t>
       </w:r>
       <w:r>
         <w:rPr>
@@ -412,7 +412,7 @@
           <w:sz w:val="24"/>
           <w:szCs w:val="24"/>
         </w:rPr>
-        <w:t xml:space="preserve">{{ w_t_w_r_w_r_w_rpr_w_rfonts_w_ascii_times_new_roman_w_hansi_times_new_roman_w_cs_times_new_roman_w_sz_w_val_24_w_szcs_w_val_24_w_lang_w_val_en_us_w_rpr_w_t_participant_w_t_w_r_w_r_w_rsidrpr_00fc5557_w_rpr_w_rfonts_w_ascii_times_new_roman_w_hansi_times_new_roman_w_cs_times_new_roman_w_sz_w_val_24_w_szcs_w_val_24_w_rpr_w_t_xml_space_preserve_1 }}</w:t>
+        <w:t xml:space="preserve">{{ participant }}</w:t>
       </w:r>
       <w:r>
         <w:rPr>
@@ -444,7 +444,7 @@
           <w:sz w:val="24"/>
           <w:szCs w:val="24"/>
         </w:rPr>
-        <w:t xml:space="preserve">{{ w_t_w_r_w_r_w_rpr_w_rfonts_w_ascii_times_new_roman_w_hansi_times_new_roman_w_cs_times_new_roman_w_sz_w_val_24_w_szcs_w_val_24_w_lang_w_val_en_us_w_rpr_w_t_participant_w_t_w_r_w_r_w_rsidrpr_00fc5557_w_rpr_w_rfonts_w_ascii_times_new_roman_w_hansi_times_new_roman_w_cs_times_new_roman_w_sz_w_val_24_w_szcs_w_val_24_w_rpr_w_t_xml_space_preserve_2 }}</w:t>
+        <w:t xml:space="preserve">{{ participant }}</w:t>
       </w:r>
       <w:r>
         <w:rPr>
@@ -468,7 +468,7 @@
           <w:sz w:val="24"/>
           <w:szCs w:val="24"/>
         </w:rPr>
-        <w:t xml:space="preserve"> {{ w_t_w_r_w_r_w_rpr_w_rfonts_w_ascii_times_new_roman_w_hansi_times_new_roman_w_cs_times_new_roman_w_sz_w_val_24_w_szcs_w_val_24_w_lang_w_val_en_us_w_rpr_w_t_protocol_w_t_w_r_w_r_w_rsidrpr_00fc5557_w_rpr_w_rfonts_w_ascii_times_new_roman_w_hansi_times_new_roman_w_cs_times_new_roman_w_sz_w_val_24_w_szcs_w_val_24_w_rpr_w_t_xml_space_preserve_w_t_w_r_w_r_w_rpr_w_rfonts_w_ascii_times_new_roman_w_hansi_times_new_roman_w_cs_times_new_roman_w_sz_w_val_24_w_szcs_w_val_24_w_lang_w_val_en_us_w_rpr_w_t_number_w_t_w_r_w_r_w_rsidrpr_00fc5557_w_rpr_w_rfonts_w_ascii_times_new_roman_w_hansi_times_new_roman_w_cs_times_new_roman_w_sz_w_val_24_w_szcs_w_val_24_w_rpr_w_t_xml_space_preserve }}</w:t>
+        <w:t xml:space="preserve"> {{ protocol_number }}</w:t>
       </w:r>
       <w:r>
         <w:rPr>
@@ -484,7 +484,7 @@
           <w:sz w:val="24"/>
           <w:szCs w:val="24"/>
         </w:rPr>
-        <w:t xml:space="preserve">{{ w_t_w_r_w_r_w_rpr_w_rfonts_w_ascii_times_new_roman_w_hansi_times_new_roman_w_cs_times_new_roman_w_sz_w_val_24_w_szcs_w_val_24_w_lang_w_val_en_us_w_rpr_w_t_protocol_w_t_w_r_w_r_w_rsidrpr_00fc5557_w_rpr_w_rfonts_w_ascii_times_new_roman_w_hansi_times_new_roman_w_cs_times_new_roman_w_sz_w_val_24_w_szcs_w_val_24_w_rpr_w_t_xml_space_preserve_w_t_w_r_w_r_w_rpr_w_rfonts_w_ascii_times_new_roman_w_hansi_times_new_roman_w_cs_times_new_roman_w_sz_w_val_24_w_szcs_w_val_24_w_lang_w_val_en_us_w_rpr_w_t_date_w_t_w_r_w_r_w_rsidrpr_00fc5557_w_rpr_w_rfonts_w_ascii_times_new_roman_w_hansi_times_new_roman_w_cs_times_new_roman_w_sz_w_val_24_w_szcs_w_val_24_w_rpr_w_t_xml_space_preserve }}</w:t>
+        <w:t xml:space="preserve">{{ protocol_date }}</w:t>
       </w:r>
       <w:r>
         <w:rPr>
@@ -500,7 +500,7 @@
           <w:sz w:val="24"/>
           <w:szCs w:val="24"/>
         </w:rPr>
-        <w:t xml:space="preserve">{{ w_t_w_r_w_r_w_rpr_w_rfonts_w_ascii_times_new_roman_w_hansi_times_new_roman_w_cs_times_new_roman_w_sz_w_val_24_w_szcs_w_val_24_w_lang_w_val_en_us_w_rpr_w_t_guilty_w_t_w_r_w_r_w_rsidrpr_00fc5557_w_rpr_w_rfonts_w_ascii_times_new_roman_w_hansi_times_new_roman_w_cs_times_new_roman_w_sz_w_val_24_w_szcs_w_val_24_w_rpr_w_t_xml_space_preserve_w_t_w_r_w_r_w_rpr_w_rfonts_w_ascii_times_new_roman_w_hansi_times_new_roman_w_cs_times_new_roman_w_sz_w_val_24_w_szcs_w_val_24_w_lang_w_val_en_us_w_rpr_w_t_party_w_t_w_r_w_r_w_rsidrpr_00fc5557_w_rpr_w_rfonts_w_ascii_times_new_roman_w_hansi_times_new_roman_w_cs_times_new_roman_w_sz_w_val_24_w_szcs_w_val_24_w_rpr_w_t_xml_space_preserve_w_t_w_r_w_r_w_rpr_w_rfonts_w_ascii_times_new_roman_w_hansi_times_new_roman_w_cs_times_new_roman_w_sz_w_val_24_w_szcs_w_val_24_w_lang_w_val_en_us_w_rpr_w_t_name_w_t_w_r_w_r_w_rsidrpr_00fc5557_w_rpr_w_rfonts_w_ascii_times_new_roman_w_hansi_times_new_roman_w_cs_times_new_roman_w_sz_w_val_24_w_szcs_w_val_24_w_rpr_w_t_xml_space_preserve }}</w:t>
+        <w:t xml:space="preserve">{{ guilty_party_name }}</w:t>
       </w:r>
       <w:r>
         <w:rPr>
@@ -516,7 +516,7 @@
           <w:sz w:val="24"/>
           <w:szCs w:val="24"/>
         </w:rPr>
-        <w:t xml:space="preserve">{{ w_t_w_r_w_prooferr_w_type_spellstart_w_r_w_rpr_w_rfonts_w_ascii_times_new_roman_w_hansi_times_new_roman_w_cs_times_new_roman_w_sz_w_val_24_w_szcs_w_val_24_w_lang_w_val_en_us_w_rpr_w_t_osago_w_t_w_r_w_prooferr_w_type_spellend_w_r_w_rsidrpr_00fc5557_w_rpr_w_rfonts_w_ascii_times_new_roman_w_hansi_times_new_roman_w_cs_times_new_roman_w_sz_w_val_24_w_szcs_w_val_24_w_rpr_w_t_xml_space_preserve_w_t_w_r_w_r_w_rpr_w_rfonts_w_ascii_times_new_roman_w_hansi_times_new_roman_w_cs_times_new_roman_w_sz_w_val_24_w_szcs_w_val_24_w_lang_w_val_en_us_w_rpr_w_t_status_w_t_w_r_w_r_w_rsidrpr_00fc5557_w_rpr_w_rfonts_w_ascii_times_new_roman_w_hansi_times_new_roman_w_cs_times_new_roman_w_sz_w_val_24_w_szcs_w_val_24_w_rpr_w_t_xml_space_preserve }}</w:t>
+        <w:t xml:space="preserve">{{ osago_status }}</w:t>
       </w:r>
       <w:r>
         <w:rPr>
@@ -550,7 +550,7 @@
           <w:sz w:val="24"/>
           <w:szCs w:val="24"/>
         </w:rPr>
-        <w:t xml:space="preserve">{{ w_t_w_r_w_r_w_rsidr_00fc5557_w_rpr_w_rfonts_w_ascii_times_new_roman_w_hansi_times_new_roman_w_cs_times_new_roman_w_sz_w_val_24_w_szcs_w_val_24_w_lang_w_val_en_us_w_rpr_w_t_expertise_w_t_w_r_w_r_w_rsidr_00fc5557_w_rsidrpr_00fc5557_w_rpr_w_rfonts_w_ascii_times_new_roman_w_hansi_times_new_roman_w_cs_times_new_roman_w_sz_w_val_24_w_szcs_w_val_24_w_rpr_w_t_xml_space_preserve_w_t_w_r_w_r_w_rsidr_00fc5557_w_rpr_w_rfonts_w_ascii_times_new_roman_w_hansi_times_new_roman_w_cs_times_new_roman_w_sz_w_val_24_w_szcs_w_val_24_w_lang_w_val_en_us_w_rpr_w_t_number_w_t_w_r_w_r_w_rsidr_00fc5557_w_rsidrpr_00fc5557_w_rpr_w_rfonts_w_ascii_times_new_roman_w_hansi_times_new_roman_w_cs_times_new_roman_w_sz_w_val_24_w_szcs_w_val_24_w_rpr_w_t_xml_space_preserve }}</w:t>
+        <w:t xml:space="preserve">{{ expertise_number }}</w:t>
       </w:r>
       <w:r>
         <w:rPr>
@@ -566,7 +566,7 @@
           <w:sz w:val="24"/>
           <w:szCs w:val="24"/>
         </w:rPr>
-        <w:t xml:space="preserve">{{ w_t_w_r_w_r_w_rsidr_00fc5557_w_rpr_w_rfonts_w_ascii_times_new_roman_w_hansi_times_new_roman_w_cs_times_new_roman_w_sz_w_val_24_w_szcs_w_val_24_w_lang_w_val_en_us_w_rpr_w_t_expertise_w_t_w_r_w_r_w_rsidr_00fc5557_w_rsidrpr_00fc5557_w_rpr_w_rfonts_w_ascii_times_new_roman_w_hansi_times_new_roman_w_cs_times_new_roman_w_sz_w_val_24_w_szcs_w_val_24_w_rpr_w_t_xml_space_preserve_w_t_w_r_w_r_w_rsidr_00fc5557_w_rpr_w_rfonts_w_ascii_times_new_roman_w_hansi_times_new_roman_w_cs_times_new_roman_w_sz_w_val_24_w_szcs_w_val_24_w_lang_w_val_en_us_w_rpr_w_t_date_w_t_w_r_w_r_w_rsidr_00fc5557_w_rsidrpr_00fc5557_w_rpr_w_rfonts_w_ascii_times_new_roman_w_hansi_times_new_roman_w_cs_times_new_roman_w_sz_w_val_24_w_szcs_w_val_24_w_rpr_w_t_xml_space_preserve }}</w:t>
+        <w:t xml:space="preserve">{{ expertise_date }}</w:t>
       </w:r>
       <w:r>
         <w:rPr>
@@ -582,7 +582,7 @@
           <w:sz w:val="24"/>
           <w:szCs w:val="24"/>
         </w:rPr>
-        <w:t xml:space="preserve">{{ w_t_w_r_w_r_w_rsidr_00fc5557_w_rpr_w_rfonts_w_ascii_times_new_roman_w_hansi_times_new_roman_w_cs_times_new_roman_w_sz_w_val_24_w_szcs_w_val_24_w_lang_w_val_en_us_w_rpr_w_t_damage_w_t_w_r_w_r_w_rsidr_00fc5557_w_rsidrpr_00fc5557_w_rpr_w_rfonts_w_ascii_times_new_roman_w_hansi_times_new_roman_w_cs_times_new_roman_w_sz_w_val_24_w_szcs_w_val_24_w_rpr_w_t_xml_space_preserve_w_t_w_r_w_r_w_rsidr_00fc5557_w_rpr_w_rfonts_w_ascii_times_new_roman_w_hansi_times_new_roman_w_cs_times_new_roman_w_sz_w_val_24_w_szcs_w_val_24_w_lang_w_val_en_us_w_rpr_w_t_amount_w_t_w_r_w_r_w_rsidr_00fc5557_w_rsidrpr_00fc5557_w_rpr_w_rfonts_w_ascii_times_new_roman_w_hansi_times_new_roman_w_cs_times_new_roman_w_sz_w_val_24_w_szcs_w_val_24_w_rpr_w_t_xml_space_preserve }} </w:t>
+        <w:t xml:space="preserve">{{ damage_amount }} </w:t>
       </w:r>
       <w:r>
         <w:rPr>
@@ -598,7 +598,7 @@
           <w:sz w:val="24"/>
           <w:szCs w:val="24"/>
         </w:rPr>
-        <w:t xml:space="preserve">{{ w_t_w_r_w_r_w_rsidr_00fc5557_w_rpr_w_rfonts_w_ascii_times_new_roman_w_hansi_times_new_roman_w_cs_times_new_roman_w_sz_w_val_24_w_szcs_w_val_24_w_lang_w_val_en_us_w_rpr_w_t_vehicle_w_t_w_r_w_r_w_rsidr_00fc5557_w_rsidrpr_00fc5557_w_rpr_w_rfonts_w_ascii_times_new_roman_w_hansi_times_new_roman_w_cs_times_new_roman_w_sz_w_val_24_w_szcs_w_val_24_w_rpr_w_t_xml_space_preserve_w_t_w_r_w_r_w_rsidr_00fc5557_w_rpr_w_rfonts_w_ascii_times_new_roman_w_hansi_times_new_roman_w_cs_times_new_roman_w_sz_w_val_24_w_szcs_w_val_24_w_lang_w_val_en_us_w_rpr_w_t_owner_w_t_w_r_w_r_w_rsidr_00fc5557_w_rsidrpr_00fc5557_w_rpr_w_rfonts_w_ascii_times_new_roman_w_hansi_times_new_roman_w_cs_times_new_roman_w_sz_w_val_24_w_szcs_w_val_24_w_rpr_w_t_xml_space_preserve }}</w:t>
+        <w:t xml:space="preserve">{{ vehicle_owner }}</w:t>
       </w:r>
       <w:r>
         <w:rPr>
@@ -614,7 +614,7 @@
           <w:sz w:val="24"/>
           <w:szCs w:val="24"/>
         </w:rPr>
-        <w:t xml:space="preserve">{{ w_t_w_r_w_r_w_rsidr_00fc5557_w_rpr_w_rfonts_w_ascii_times_new_roman_w_hansi_times_new_roman_w_cs_times_new_roman_w_sz_w_val_24_w_szcs_w_val_24_w_lang_w_val_en_us_w_rpr_w_t_vehicle_w_t_w_r_w_r_w_rsidr_00fc5557_w_rsidrpr_00fc5557_w_rpr_w_rfonts_w_ascii_times_new_roman_w_hansi_times_new_roman_w_cs_times_new_roman_w_sz_w_val_24_w_szcs_w_val_24_w_rpr_w_t_xml_space_preserve_w_t_w_r_w_r_w_rsidr_00fc5557_w_rpr_w_rfonts_w_ascii_times_new_roman_w_hansi_times_new_roman_w_cs_times_new_roman_w_sz_w_val_24_w_szcs_w_val_24_w_lang_w_val_en_us_w_rpr_w_t_insurance_w_t_w_r_w_r_w_rsidr_00fc5557_w_rsidrpr_00fc5557_w_rpr_w_rfonts_w_ascii_times_new_roman_w_hansi_times_new_roman_w_cs_times_new_roman_w_sz_w_val_24_w_szcs_w_val_24_w_rpr_w_t_xml_space_preserve_w_t_w_r_w_r_w_rsidr_00fc5557_w_rpr_w_rfonts_w_ascii_times_new_roman_w_hansi_times_new_roman_w_cs_times_new_roman_w_sz_w_val_24_w_szcs_w_val_24_w_lang_w_val_en_us_w_rpr_w_t_status_w_t_w_r_w_r_w_rsidr_00fc5557_w_rsidrpr_00fc5557_w_rpr_w_rfonts_w_ascii_times_new_roman_w_hansi_times_new_roman_w_cs_times_new_roman_w_sz_w_val_24_w_szcs_w_val_24_w_rpr_w_t_xml_space_preserve }}</w:t>
+        <w:t xml:space="preserve">{{ vehicle_insurance_status }}</w:t>
       </w:r>
       <w:r>
         <w:rPr>
@@ -630,7 +630,7 @@
           <w:sz w:val="24"/>
           <w:szCs w:val="24"/>
         </w:rPr>
-        <w:t xml:space="preserve">{{ w_t_w_r_w_r_w_rsidr_00fc5557_w_rpr_w_rfonts_w_ascii_times_new_roman_w_hansi_times_new_roman_w_cs_times_new_roman_w_sz_w_val_24_w_szcs_w_val_24_w_lang_w_val_en_us_w_rpr_w_t_demand_w_t_w_r_w_r_w_rsidr_00fc5557_w_rsidrpr_00fc5557_w_rpr_w_rfonts_w_ascii_times_new_roman_w_hansi_times_new_roman_w_cs_times_new_roman_w_sz_w_val_24_w_szcs_w_val_24_w_rpr_w_t_xml_space_preserve_w_t_w_r_w_r_w_rsidr_00fc5557_w_rpr_w_rfonts_w_ascii_times_new_roman_w_hansi_times_new_roman_w_cs_times_new_roman_w_sz_w_val_24_w_szcs_w_val_24_w_lang_w_val_en_us_w_rpr_w_t_target_w_t_w_r_w_r_w_rsidr_00fc5557_w_rsidrpr_00fc5557_w_rpr_w_rfonts_w_ascii_times_new_roman_w_hansi_times_new_roman_w_cs_times_new_roman_w_sz_w_val_24_w_szcs_w_val_24_w_rpr_w_t_xml_space_preserve }}</w:t>
+        <w:t xml:space="preserve">{{ demand_target }}</w:t>
       </w:r>
       <w:r>
         <w:rPr>
@@ -656,7 +656,7 @@
           <w:sz w:val="24"/>
           <w:szCs w:val="24"/>
         </w:rPr>
-        <w:t xml:space="preserve">{{ w_t_w_r_w_r_w_rpr_w_rfonts_w_ascii_times_new_roman_w_hansi_times_new_roman_w_cs_times_new_roman_w_sz_w_val_24_w_szcs_w_val_24_w_lang_w_val_en_us_w_rpr_w_t_claim_w_t_w_r_w_r_w_rsidrpr_00fc5557_w_rpr_w_rfonts_w_ascii_times_new_roman_w_hansi_times_new_roman_w_cs_times_new_roman_w_sz_w_val_24_w_szcs_w_val_24_w_rpr_w_t_xml_space_preserve_w_t_w_r_w_r_w_rpr_w_rfonts_w_ascii_times_new_roman_w_hansi_times_new_roman_w_cs_times_new_roman_w_sz_w_val_24_w_szcs_w_val_24_w_lang_w_val_en_us_w_rpr_w_t_list_w_t_w_r_w_r_w_rsidrpr_00fc5557_w_rpr_w_rfonts_w_ascii_times_new_roman_w_hansi_times_new_roman_w_cs_times_new_roman_w_sz_w_val_24_w_szcs_w_val_24_w_rpr_w_t_xml_space_preserve }}</w:t>
+        <w:t xml:space="preserve">{{ claim_list }}</w:t>
       </w:r>
     </w:p>
     <w:p>
@@ -674,7 +674,7 @@
           <w:sz w:val="24"/>
           <w:szCs w:val="24"/>
         </w:rPr>
-        <w:t xml:space="preserve">{{ w_t_w_r_w_r_w_rpr_w_rfonts_w_ascii_times_new_roman_w_hansi_times_new_roman_w_cs_times_new_roman_w_sz_w_val_24_w_szcs_w_val_24_w_lang_w_val_en_us_w_rpr_w_t_plaintiff_w_t_w_r_w_r_w_rsidrpr_00fc5557_w_rpr_w_rfonts_w_ascii_times_new_roman_w_hansi_times_new_roman_w_cs_times_new_roman_w_sz_w_val_24_w_szcs_w_val_24_w_rpr_w_t_xml_space_preserve }}</w:t>
+        <w:t xml:space="preserve">{{ plaintiff }}</w:t>
       </w:r>
       <w:r>
         <w:rPr>
